--- a/pr-preview/pr-301/chapters/defining-terms-tracked-changes.docx
+++ b/pr-preview/pr-301/chapters/defining-terms-tracked-changes.docx
@@ -26,7 +26,7 @@
       </w:pPr>
       <w:ins w:id="2" w:author="PR Preview" w:date="2026-01-01T00:00:00Z">
         <w:r>
-          <w:t xml:space="preserve">Last modified: 2026-10-19 02:08:03 (PDT)</w:t>
+          <w:t xml:space="preserve">Last modified: 2026-10-19 02:23:56 (PDT)</w:t>
         </w:r>
       </w:ins>
     </w:p>
@@ -5567,7 +5567,7 @@
       </w:ins>
       <w:ins w:id="25" w:author="PR Preview" w:date="2026-01-01T00:00:00Z">
         <w:r>
-          <w:t xml:space="preserve">The term</w:t>
+          <w:t xml:space="preserve">When a set of notes defines the fitted model,</w:t>
         </w:r>
       </w:ins>
       <w:ins w:id="26" w:author="PR Preview" w:date="2026-01-01T00:00:00Z">
@@ -5587,7 +5587,7 @@
       </w:ins>
       <w:ins w:id="29" w:author="PR Preview" w:date="2026-01-01T00:00:00Z">
         <w:r>
-          <w:t xml:space="preserve">appears once,</w:t>
+          <w:t xml:space="preserve">belongs only in that definition, as an italic alias,</w:t>
         </w:r>
       </w:ins>
       <w:ins w:id="30" w:author="PR Preview" w:date="2026-01-01T00:00:00Z">
@@ -5597,7 +5597,7 @@
       </w:ins>
       <w:ins w:id="31" w:author="PR Preview" w:date="2026-01-01T00:00:00Z">
         <w:r>
-          <w:t xml:space="preserve">as an italic alias inside the definition of the fitted model,</w:t>
+          <w:t xml:space="preserve">so that a reader who meets the alias elsewhere can find its meaning.</w:t>
         </w:r>
       </w:ins>
       <w:ins w:id="32" w:author="PR Preview" w:date="2026-01-01T00:00:00Z">
@@ -5607,7 +5607,7 @@
       </w:ins>
       <w:ins w:id="33" w:author="PR Preview" w:date="2026-01-01T00:00:00Z">
         <w:r>
-          <w:t xml:space="preserve">so that a reader who meets the alias elsewhere can find its meaning.</w:t>
+          <w:t xml:space="preserve">If the notes once defined</w:t>
         </w:r>
       </w:ins>
       <w:ins w:id="34" w:author="PR Preview" w:date="2026-01-01T00:00:00Z">
@@ -5617,7 +5617,7 @@
       </w:ins>
       <w:ins w:id="35" w:author="PR Preview" w:date="2026-01-01T00:00:00Z">
         <w:r>
-          <w:t xml:space="preserve">The old anchor stays as a span on the alias,</w:t>
+          <w:t xml:space="preserve">“prediction rule”</w:t>
         </w:r>
       </w:ins>
       <w:ins w:id="36" w:author="PR Preview" w:date="2026-01-01T00:00:00Z">
@@ -5626,6 +5626,26 @@
         </w:r>
       </w:ins>
       <w:ins w:id="37" w:author="PR Preview" w:date="2026-01-01T00:00:00Z">
+        <w:r>
+          <w:t xml:space="preserve">under its own anchor,</w:t>
+        </w:r>
+      </w:ins>
+      <w:ins w:id="38" w:author="PR Preview" w:date="2026-01-01T00:00:00Z">
+        <w:r>
+          <w:t xml:space="preserve"> </w:t>
+        </w:r>
+      </w:ins>
+      <w:ins w:id="39" w:author="PR Preview" w:date="2026-01-01T00:00:00Z">
+        <w:r>
+          <w:t xml:space="preserve">keep the old anchor as a span on the alias,</w:t>
+        </w:r>
+      </w:ins>
+      <w:ins w:id="40" w:author="PR Preview" w:date="2026-01-01T00:00:00Z">
+        <w:r>
+          <w:t xml:space="preserve"> </w:t>
+        </w:r>
+      </w:ins>
+      <w:ins w:id="41" w:author="PR Preview" w:date="2026-01-01T00:00:00Z">
         <w:r>
           <w:t xml:space="preserve">so that links to it still land there.</w:t>
         </w:r>

--- a/pr-preview/pr-301/chapters/defining-terms-tracked-changes.docx
+++ b/pr-preview/pr-301/chapters/defining-terms-tracked-changes.docx
@@ -16,7 +16,7 @@
       </w:pPr>
       <w:del w:id="1" w:author="PR Preview" w:date="2026-01-01T00:00:00Z">
         <w:r>
-          <w:delText xml:space="preserve">Last modified: 2026-10-19 01:18:03 (PDT)</w:delText>
+          <w:delText xml:space="preserve">Last modified: 2026-10-19 10:00:51 (PDT)</w:delText>
         </w:r>
       </w:del>
     </w:p>
@@ -26,7 +26,7 @@
       </w:pPr>
       <w:ins w:id="2" w:author="PR Preview" w:date="2026-01-01T00:00:00Z">
         <w:r>
-          <w:t xml:space="preserve">Last modified: 2026-10-19 02:23:56 (PDT)</w:t>
+          <w:t xml:space="preserve">Last modified: 2026-10-19 10:28:40 (PDT)</w:t>
         </w:r>
       </w:ins>
     </w:p>
@@ -5507,7 +5507,7 @@
       </w:ins>
       <w:ins w:id="13" w:author="PR Preview" w:date="2026-01-01T00:00:00Z">
         <w:r>
-          <w:t xml:space="preserve">so call it a fitted model every time.</w:t>
+          <w:t xml:space="preserve">and a second name for one object makes readers wonder whether there are two objects,</w:t>
         </w:r>
       </w:ins>
       <w:ins w:id="14" w:author="PR Preview" w:date="2026-01-01T00:00:00Z">
@@ -5517,7 +5517,7 @@
       </w:ins>
       <w:ins w:id="15" w:author="PR Preview" w:date="2026-01-01T00:00:00Z">
         <w:r>
-          <w:t xml:space="preserve">Write</w:t>
+          <w:t xml:space="preserve">so call it a fitted model every time.</w:t>
         </w:r>
       </w:ins>
       <w:ins w:id="16" w:author="PR Preview" w:date="2026-01-01T00:00:00Z">
@@ -5527,22 +5527,22 @@
       </w:ins>
       <w:ins w:id="17" w:author="PR Preview" w:date="2026-01-01T00:00:00Z">
         <w:r>
-          <w:t xml:space="preserve">“the fitted model predicts”</w:t>
+          <w:t xml:space="preserve">Write</w:t>
         </w:r>
       </w:ins>
       <w:ins w:id="18" w:author="PR Preview" w:date="2026-01-01T00:00:00Z">
         <w:r>
-          <w:t xml:space="preserve">,</w:t>
+          <w:t xml:space="preserve"> </w:t>
         </w:r>
       </w:ins>
       <w:ins w:id="19" w:author="PR Preview" w:date="2026-01-01T00:00:00Z">
         <w:r>
-          <w:t xml:space="preserve"> </w:t>
+          <w:t xml:space="preserve">“the fitted model predicts”</w:t>
         </w:r>
       </w:ins>
       <w:ins w:id="20" w:author="PR Preview" w:date="2026-01-01T00:00:00Z">
         <w:r>
-          <w:t xml:space="preserve">and never</w:t>
+          <w:t xml:space="preserve">,</w:t>
         </w:r>
       </w:ins>
       <w:ins w:id="21" w:author="PR Preview" w:date="2026-01-01T00:00:00Z">
@@ -5552,22 +5552,22 @@
       </w:ins>
       <w:ins w:id="22" w:author="PR Preview" w:date="2026-01-01T00:00:00Z">
         <w:r>
-          <w:t xml:space="preserve">“the prediction rule predicts”</w:t>
+          <w:t xml:space="preserve">and never</w:t>
         </w:r>
       </w:ins>
       <w:ins w:id="23" w:author="PR Preview" w:date="2026-01-01T00:00:00Z">
         <w:r>
-          <w:t xml:space="preserve">.</w:t>
+          <w:t xml:space="preserve"> </w:t>
         </w:r>
       </w:ins>
       <w:ins w:id="24" w:author="PR Preview" w:date="2026-01-01T00:00:00Z">
         <w:r>
-          <w:t xml:space="preserve"> </w:t>
+          <w:t xml:space="preserve">“the prediction rule predicts”</w:t>
         </w:r>
       </w:ins>
       <w:ins w:id="25" w:author="PR Preview" w:date="2026-01-01T00:00:00Z">
         <w:r>
-          <w:t xml:space="preserve">When a set of notes defines the fitted model,</w:t>
+          <w:t xml:space="preserve">.</w:t>
         </w:r>
       </w:ins>
       <w:ins w:id="26" w:author="PR Preview" w:date="2026-01-01T00:00:00Z">
@@ -5577,7 +5577,7 @@
       </w:ins>
       <w:ins w:id="27" w:author="PR Preview" w:date="2026-01-01T00:00:00Z">
         <w:r>
-          <w:t xml:space="preserve">“prediction rule”</w:t>
+          <w:t xml:space="preserve">When a set of notes defines the fitted model,</w:t>
         </w:r>
       </w:ins>
       <w:ins w:id="28" w:author="PR Preview" w:date="2026-01-01T00:00:00Z">
@@ -5587,7 +5587,7 @@
       </w:ins>
       <w:ins w:id="29" w:author="PR Preview" w:date="2026-01-01T00:00:00Z">
         <w:r>
-          <w:t xml:space="preserve">belongs only in that definition, as an italic alias,</w:t>
+          <w:t xml:space="preserve">“prediction rule”</w:t>
         </w:r>
       </w:ins>
       <w:ins w:id="30" w:author="PR Preview" w:date="2026-01-01T00:00:00Z">
@@ -5597,7 +5597,7 @@
       </w:ins>
       <w:ins w:id="31" w:author="PR Preview" w:date="2026-01-01T00:00:00Z">
         <w:r>
-          <w:t xml:space="preserve">so that a reader who meets the alias elsewhere can find its meaning.</w:t>
+          <w:t xml:space="preserve">belongs only in that definition, as an alias in bold and in the div title,</w:t>
         </w:r>
       </w:ins>
       <w:ins w:id="32" w:author="PR Preview" w:date="2026-01-01T00:00:00Z">
@@ -5607,7 +5607,7 @@
       </w:ins>
       <w:ins w:id="33" w:author="PR Preview" w:date="2026-01-01T00:00:00Z">
         <w:r>
-          <w:t xml:space="preserve">If the notes once defined</w:t>
+          <w:t xml:space="preserve">so that a reader who meets the alias elsewhere can find its meaning.</w:t>
         </w:r>
       </w:ins>
       <w:ins w:id="34" w:author="PR Preview" w:date="2026-01-01T00:00:00Z">
@@ -5617,7 +5617,7 @@
       </w:ins>
       <w:ins w:id="35" w:author="PR Preview" w:date="2026-01-01T00:00:00Z">
         <w:r>
-          <w:t xml:space="preserve">“prediction rule”</w:t>
+          <w:t xml:space="preserve">If the notes once defined</w:t>
         </w:r>
       </w:ins>
       <w:ins w:id="36" w:author="PR Preview" w:date="2026-01-01T00:00:00Z">
@@ -5627,7 +5627,7 @@
       </w:ins>
       <w:ins w:id="37" w:author="PR Preview" w:date="2026-01-01T00:00:00Z">
         <w:r>
-          <w:t xml:space="preserve">under its own anchor,</w:t>
+          <w:t xml:space="preserve">“prediction rule”</w:t>
         </w:r>
       </w:ins>
       <w:ins w:id="38" w:author="PR Preview" w:date="2026-01-01T00:00:00Z">
@@ -5637,7 +5637,7 @@
       </w:ins>
       <w:ins w:id="39" w:author="PR Preview" w:date="2026-01-01T00:00:00Z">
         <w:r>
-          <w:t xml:space="preserve">keep the old anchor as a span on the alias,</w:t>
+          <w:t xml:space="preserve">under its own anchor,</w:t>
         </w:r>
       </w:ins>
       <w:ins w:id="40" w:author="PR Preview" w:date="2026-01-01T00:00:00Z">
@@ -5646,6 +5646,16 @@
         </w:r>
       </w:ins>
       <w:ins w:id="41" w:author="PR Preview" w:date="2026-01-01T00:00:00Z">
+        <w:r>
+          <w:t xml:space="preserve">keep the old anchor as a span on the alias,</w:t>
+        </w:r>
+      </w:ins>
+      <w:ins w:id="42" w:author="PR Preview" w:date="2026-01-01T00:00:00Z">
+        <w:r>
+          <w:t xml:space="preserve"> </w:t>
+        </w:r>
+      </w:ins>
+      <w:ins w:id="43" w:author="PR Preview" w:date="2026-01-01T00:00:00Z">
         <w:r>
           <w:t xml:space="preserve">so that links to it still land there.</w:t>
         </w:r>
